--- a/docs/word/17 - Liberação automática (02h).docx
+++ b/docs/word/17 - Liberação automática (02h).docx
@@ -118,11 +118,11 @@
       <w:pPr>
         <w:pStyle w:val="Heading1"/>
       </w:pPr>
-      <w:bookmarkStart w:name="_Toc156" w:id="156"/>
+      <w:bookmarkStart w:name="_Toc157" w:id="157"/>
       <w:r>
         <w:t xml:space="preserve">Sumário</w:t>
       </w:r>
-      <w:bookmarkEnd w:id="156"/>
+      <w:bookmarkEnd w:id="157"/>
     </w:p>
     <w:p>
       <w:r>
@@ -153,7 +153,7 @@
             <w:instrText xml:space="preserve">TOC \h \o "1-2"</w:instrText>
             <w:fldChar w:fldCharType="separate"/>
           </w:r>
-          <w:hyperlink w:history="1" w:anchor="_Toc156">
+          <w:hyperlink w:history="1" w:anchor="_Toc157">
             <w:r>
               <w:t xml:space="preserve">Sumário</w:t>
             </w:r>
@@ -162,7 +162,7 @@
             </w:r>
             <w:r>
               <w:fldChar w:fldCharType="begin" w:dirty="true"/>
-              <w:instrText xml:space="preserve">PAGEREF _Toc156 \h</w:instrText>
+              <w:instrText xml:space="preserve">PAGEREF _Toc157 \h</w:instrText>
               <w:fldChar w:fldCharType="separate"/>
               <w:fldChar w:fldCharType="end"/>
             </w:r>
@@ -175,32 +175,9 @@
               <w:tab w:val="right" w:pos="9638" w:leader="dot"/>
             </w:tabs>
           </w:pPr>
-          <w:hyperlink w:history="1" w:anchor="_Toc157">
+          <w:hyperlink w:history="1" w:anchor="_Toc158">
             <w:r>
               <w:t xml:space="preserve">Liberação automática (02:00)</w:t>
-            </w:r>
-            <w:r>
-              <w:tab/>
-            </w:r>
-            <w:r>
-              <w:fldChar w:fldCharType="begin" w:dirty="true"/>
-              <w:instrText xml:space="preserve">PAGEREF _Toc157 \h</w:instrText>
-              <w:fldChar w:fldCharType="separate"/>
-              <w:fldChar w:fldCharType="end"/>
-            </w:r>
-          </w:hyperlink>
-        </w:p>
-        <w:p>
-          <w:pPr>
-            <w:pStyle w:val="TOC2"/>
-            <w:tabs>
-              <w:tab w:val="right" w:pos="9638" w:leader="dot"/>
-            </w:tabs>
-            <w:ind w:left="220"/>
-          </w:pPr>
-          <w:hyperlink w:history="1" w:anchor="_Toc158">
-            <w:r>
-              <w:t xml:space="preserve">Para que serve</w:t>
             </w:r>
             <w:r>
               <w:tab/>
@@ -223,7 +200,7 @@
           </w:pPr>
           <w:hyperlink w:history="1" w:anchor="_Toc159">
             <w:r>
-              <w:t xml:space="preserve">Quem entra</w:t>
+              <w:t xml:space="preserve">Para que serve</w:t>
             </w:r>
             <w:r>
               <w:tab/>
@@ -246,7 +223,7 @@
           </w:pPr>
           <w:hyperlink w:history="1" w:anchor="_Toc160">
             <w:r>
-              <w:t xml:space="preserve">Fluxograma</w:t>
+              <w:t xml:space="preserve">Quem entra</w:t>
             </w:r>
             <w:r>
               <w:tab/>
@@ -269,7 +246,7 @@
           </w:pPr>
           <w:hyperlink w:history="1" w:anchor="_Toc161">
             <w:r>
-              <w:t xml:space="preserve">Passo a passo</w:t>
+              <w:t xml:space="preserve">Fluxograma</w:t>
             </w:r>
             <w:r>
               <w:tab/>
@@ -292,7 +269,7 @@
           </w:pPr>
           <w:hyperlink w:history="1" w:anchor="_Toc162">
             <w:r>
-              <w:t xml:space="preserve">Resultado no painel</w:t>
+              <w:t xml:space="preserve">Passo a passo</w:t>
             </w:r>
             <w:r>
               <w:tab/>
@@ -315,7 +292,7 @@
           </w:pPr>
           <w:hyperlink w:history="1" w:anchor="_Toc163">
             <w:r>
-              <w:t xml:space="preserve">Junto com o bloqueio da 01:00</w:t>
+              <w:t xml:space="preserve">Resultado no painel</w:t>
             </w:r>
             <w:r>
               <w:tab/>
@@ -338,7 +315,7 @@
           </w:pPr>
           <w:hyperlink w:history="1" w:anchor="_Toc164">
             <w:r>
-              <w:t xml:space="preserve">Settings e implantação</w:t>
+              <w:t xml:space="preserve">Junto com o bloqueio da 01:00</w:t>
             </w:r>
             <w:r>
               <w:tab/>
@@ -346,6 +323,29 @@
             <w:r>
               <w:fldChar w:fldCharType="begin" w:dirty="true"/>
               <w:instrText xml:space="preserve">PAGEREF _Toc164 \h</w:instrText>
+              <w:fldChar w:fldCharType="separate"/>
+              <w:fldChar w:fldCharType="end"/>
+            </w:r>
+          </w:hyperlink>
+        </w:p>
+        <w:p>
+          <w:pPr>
+            <w:pStyle w:val="TOC2"/>
+            <w:tabs>
+              <w:tab w:val="right" w:pos="9638" w:leader="dot"/>
+            </w:tabs>
+            <w:ind w:left="220"/>
+          </w:pPr>
+          <w:hyperlink w:history="1" w:anchor="_Toc165">
+            <w:r>
+              <w:t xml:space="preserve">Settings e implantação</w:t>
+            </w:r>
+            <w:r>
+              <w:tab/>
+            </w:r>
+            <w:r>
+              <w:fldChar w:fldCharType="begin" w:dirty="true"/>
+              <w:instrText xml:space="preserve">PAGEREF _Toc165 \h</w:instrText>
               <w:fldChar w:fldCharType="separate"/>
               <w:fldChar w:fldCharType="end"/>
             </w:r>
@@ -363,11 +363,11 @@
         <w:pStyle w:val="Heading1"/>
         <w:pageBreakBefore/>
       </w:pPr>
-      <w:bookmarkStart w:name="_Toc157" w:id="157"/>
+      <w:bookmarkStart w:name="_Toc158" w:id="158"/>
       <w:r>
         <w:t xml:space="preserve">Liberação automática (02:00)</w:t>
       </w:r>
-      <w:bookmarkEnd w:id="157"/>
+      <w:bookmarkEnd w:id="158"/>
     </w:p>
     <w:p>
       <w:pPr>
@@ -426,11 +426,11 @@
       <w:pPr>
         <w:pStyle w:val="Heading2"/>
       </w:pPr>
-      <w:bookmarkStart w:name="_Toc158" w:id="158"/>
+      <w:bookmarkStart w:name="_Toc159" w:id="159"/>
       <w:r>
         <w:t xml:space="preserve">Para que serve</w:t>
       </w:r>
-      <w:bookmarkEnd w:id="158"/>
+      <w:bookmarkEnd w:id="159"/>
     </w:p>
     <w:p>
       <w:pPr>
@@ -592,11 +592,11 @@
       <w:pPr>
         <w:pStyle w:val="Heading2"/>
       </w:pPr>
-      <w:bookmarkStart w:name="_Toc159" w:id="159"/>
+      <w:bookmarkStart w:name="_Toc160" w:id="160"/>
       <w:r>
         <w:t xml:space="preserve">Quem entra</w:t>
       </w:r>
-      <w:bookmarkEnd w:id="159"/>
+      <w:bookmarkEnd w:id="160"/>
     </w:p>
     <w:p>
       <w:pPr>
@@ -739,11 +739,11 @@
       <w:pPr>
         <w:pStyle w:val="Heading2"/>
       </w:pPr>
-      <w:bookmarkStart w:name="_Toc160" w:id="160"/>
+      <w:bookmarkStart w:name="_Toc161" w:id="161"/>
       <w:r>
         <w:t xml:space="preserve">Fluxograma</w:t>
       </w:r>
-      <w:bookmarkEnd w:id="160"/>
+      <w:bookmarkEnd w:id="161"/>
     </w:p>
     <w:p>
       <w:pPr>
@@ -795,11 +795,11 @@
       <w:pPr>
         <w:pStyle w:val="Heading2"/>
       </w:pPr>
-      <w:bookmarkStart w:name="_Toc161" w:id="161"/>
+      <w:bookmarkStart w:name="_Toc162" w:id="162"/>
       <w:r>
         <w:t xml:space="preserve">Passo a passo</w:t>
       </w:r>
-      <w:bookmarkEnd w:id="161"/>
+      <w:bookmarkEnd w:id="162"/>
     </w:p>
     <w:tbl>
       <w:tblPr>
@@ -2204,11 +2204,11 @@
       <w:pPr>
         <w:pStyle w:val="Heading2"/>
       </w:pPr>
-      <w:bookmarkStart w:name="_Toc162" w:id="162"/>
+      <w:bookmarkStart w:name="_Toc163" w:id="163"/>
       <w:r>
         <w:t xml:space="preserve">Resultado no painel</w:t>
       </w:r>
-      <w:bookmarkEnd w:id="162"/>
+      <w:bookmarkEnd w:id="163"/>
     </w:p>
     <w:p>
       <w:pPr>
@@ -2338,11 +2338,11 @@
       <w:pPr>
         <w:pStyle w:val="Heading2"/>
       </w:pPr>
-      <w:bookmarkStart w:name="_Toc163" w:id="163"/>
+      <w:bookmarkStart w:name="_Toc164" w:id="164"/>
       <w:r>
         <w:t xml:space="preserve">Junto com o bloqueio da 01:00</w:t>
       </w:r>
-      <w:bookmarkEnd w:id="163"/>
+      <w:bookmarkEnd w:id="164"/>
     </w:p>
     <w:p>
       <w:pPr>
@@ -2406,11 +2406,11 @@
       <w:pPr>
         <w:pStyle w:val="Heading2"/>
       </w:pPr>
-      <w:bookmarkStart w:name="_Toc164" w:id="164"/>
+      <w:bookmarkStart w:name="_Toc165" w:id="165"/>
       <w:r>
         <w:t xml:space="preserve">Settings e implantação</w:t>
       </w:r>
-      <w:bookmarkEnd w:id="164"/>
+      <w:bookmarkEnd w:id="165"/>
     </w:p>
     <w:p>
       <w:pPr>

--- a/docs/word/17 - Liberação automática (02h).docx
+++ b/docs/word/17 - Liberação automática (02h).docx
@@ -12,7 +12,7 @@
           <wp:inline distT="0" distB="0" distL="0" distR="0">
             <wp:extent cx="2286000" cy="847725"/>
             <wp:effectExtent t="0" r="0" b="0" l="0"/>
-            <wp:docPr id="50" name="" descr="" title=""/>
+            <wp:docPr id="51" name="" descr="" title=""/>
             <wp:cNvGraphicFramePr>
               <a:graphicFrameLocks xmlns:a="http://schemas.openxmlformats.org/drawingml/2006/main" noChangeAspect="1"/>
             </wp:cNvGraphicFramePr>
@@ -92,7 +92,7 @@
           <w:sz w:val="22"/>
           <w:szCs w:val="22"/>
         </w:rPr>
-        <w:t xml:space="preserve">Atualizado em 23 de outubro de 2026</w:t>
+        <w:t xml:space="preserve">Atualizado em 28 de outubro de 2026</w:t>
       </w:r>
     </w:p>
     <w:p>
@@ -118,11 +118,11 @@
       <w:pPr>
         <w:pStyle w:val="Heading1"/>
       </w:pPr>
-      <w:bookmarkStart w:name="_Toc157" w:id="157"/>
+      <w:bookmarkStart w:name="_Toc168" w:id="168"/>
       <w:r>
         <w:t xml:space="preserve">Sumário</w:t>
       </w:r>
-      <w:bookmarkEnd w:id="157"/>
+      <w:bookmarkEnd w:id="168"/>
     </w:p>
     <w:p>
       <w:r>
@@ -153,7 +153,7 @@
             <w:instrText xml:space="preserve">TOC \h \o "1-2"</w:instrText>
             <w:fldChar w:fldCharType="separate"/>
           </w:r>
-          <w:hyperlink w:history="1" w:anchor="_Toc157">
+          <w:hyperlink w:history="1" w:anchor="_Toc168">
             <w:r>
               <w:t xml:space="preserve">Sumário</w:t>
             </w:r>
@@ -162,7 +162,7 @@
             </w:r>
             <w:r>
               <w:fldChar w:fldCharType="begin" w:dirty="true"/>
-              <w:instrText xml:space="preserve">PAGEREF _Toc157 \h</w:instrText>
+              <w:instrText xml:space="preserve">PAGEREF _Toc168 \h</w:instrText>
               <w:fldChar w:fldCharType="separate"/>
               <w:fldChar w:fldCharType="end"/>
             </w:r>
@@ -175,7 +175,7 @@
               <w:tab w:val="right" w:pos="9638" w:leader="dot"/>
             </w:tabs>
           </w:pPr>
-          <w:hyperlink w:history="1" w:anchor="_Toc158">
+          <w:hyperlink w:history="1" w:anchor="_Toc169">
             <w:r>
               <w:t xml:space="preserve">Liberação automática (02:00)</w:t>
             </w:r>
@@ -184,7 +184,7 @@
             </w:r>
             <w:r>
               <w:fldChar w:fldCharType="begin" w:dirty="true"/>
-              <w:instrText xml:space="preserve">PAGEREF _Toc158 \h</w:instrText>
+              <w:instrText xml:space="preserve">PAGEREF _Toc169 \h</w:instrText>
               <w:fldChar w:fldCharType="separate"/>
               <w:fldChar w:fldCharType="end"/>
             </w:r>
@@ -198,7 +198,7 @@
             </w:tabs>
             <w:ind w:left="220"/>
           </w:pPr>
-          <w:hyperlink w:history="1" w:anchor="_Toc159">
+          <w:hyperlink w:history="1" w:anchor="_Toc170">
             <w:r>
               <w:t xml:space="preserve">Para que serve</w:t>
             </w:r>
@@ -207,7 +207,7 @@
             </w:r>
             <w:r>
               <w:fldChar w:fldCharType="begin" w:dirty="true"/>
-              <w:instrText xml:space="preserve">PAGEREF _Toc159 \h</w:instrText>
+              <w:instrText xml:space="preserve">PAGEREF _Toc170 \h</w:instrText>
               <w:fldChar w:fldCharType="separate"/>
               <w:fldChar w:fldCharType="end"/>
             </w:r>
@@ -221,7 +221,7 @@
             </w:tabs>
             <w:ind w:left="220"/>
           </w:pPr>
-          <w:hyperlink w:history="1" w:anchor="_Toc160">
+          <w:hyperlink w:history="1" w:anchor="_Toc171">
             <w:r>
               <w:t xml:space="preserve">Quem entra</w:t>
             </w:r>
@@ -230,7 +230,7 @@
             </w:r>
             <w:r>
               <w:fldChar w:fldCharType="begin" w:dirty="true"/>
-              <w:instrText xml:space="preserve">PAGEREF _Toc160 \h</w:instrText>
+              <w:instrText xml:space="preserve">PAGEREF _Toc171 \h</w:instrText>
               <w:fldChar w:fldCharType="separate"/>
               <w:fldChar w:fldCharType="end"/>
             </w:r>
@@ -244,7 +244,7 @@
             </w:tabs>
             <w:ind w:left="220"/>
           </w:pPr>
-          <w:hyperlink w:history="1" w:anchor="_Toc161">
+          <w:hyperlink w:history="1" w:anchor="_Toc172">
             <w:r>
               <w:t xml:space="preserve">Fluxograma</w:t>
             </w:r>
@@ -253,7 +253,7 @@
             </w:r>
             <w:r>
               <w:fldChar w:fldCharType="begin" w:dirty="true"/>
-              <w:instrText xml:space="preserve">PAGEREF _Toc161 \h</w:instrText>
+              <w:instrText xml:space="preserve">PAGEREF _Toc172 \h</w:instrText>
               <w:fldChar w:fldCharType="separate"/>
               <w:fldChar w:fldCharType="end"/>
             </w:r>
@@ -267,7 +267,7 @@
             </w:tabs>
             <w:ind w:left="220"/>
           </w:pPr>
-          <w:hyperlink w:history="1" w:anchor="_Toc162">
+          <w:hyperlink w:history="1" w:anchor="_Toc173">
             <w:r>
               <w:t xml:space="preserve">Passo a passo</w:t>
             </w:r>
@@ -276,7 +276,7 @@
             </w:r>
             <w:r>
               <w:fldChar w:fldCharType="begin" w:dirty="true"/>
-              <w:instrText xml:space="preserve">PAGEREF _Toc162 \h</w:instrText>
+              <w:instrText xml:space="preserve">PAGEREF _Toc173 \h</w:instrText>
               <w:fldChar w:fldCharType="separate"/>
               <w:fldChar w:fldCharType="end"/>
             </w:r>
@@ -290,7 +290,7 @@
             </w:tabs>
             <w:ind w:left="220"/>
           </w:pPr>
-          <w:hyperlink w:history="1" w:anchor="_Toc163">
+          <w:hyperlink w:history="1" w:anchor="_Toc174">
             <w:r>
               <w:t xml:space="preserve">Resultado no painel</w:t>
             </w:r>
@@ -299,7 +299,7 @@
             </w:r>
             <w:r>
               <w:fldChar w:fldCharType="begin" w:dirty="true"/>
-              <w:instrText xml:space="preserve">PAGEREF _Toc163 \h</w:instrText>
+              <w:instrText xml:space="preserve">PAGEREF _Toc174 \h</w:instrText>
               <w:fldChar w:fldCharType="separate"/>
               <w:fldChar w:fldCharType="end"/>
             </w:r>
@@ -313,7 +313,7 @@
             </w:tabs>
             <w:ind w:left="220"/>
           </w:pPr>
-          <w:hyperlink w:history="1" w:anchor="_Toc164">
+          <w:hyperlink w:history="1" w:anchor="_Toc175">
             <w:r>
               <w:t xml:space="preserve">Junto com o bloqueio da 01:00</w:t>
             </w:r>
@@ -322,7 +322,7 @@
             </w:r>
             <w:r>
               <w:fldChar w:fldCharType="begin" w:dirty="true"/>
-              <w:instrText xml:space="preserve">PAGEREF _Toc164 \h</w:instrText>
+              <w:instrText xml:space="preserve">PAGEREF _Toc175 \h</w:instrText>
               <w:fldChar w:fldCharType="separate"/>
               <w:fldChar w:fldCharType="end"/>
             </w:r>
@@ -336,7 +336,7 @@
             </w:tabs>
             <w:ind w:left="220"/>
           </w:pPr>
-          <w:hyperlink w:history="1" w:anchor="_Toc165">
+          <w:hyperlink w:history="1" w:anchor="_Toc176">
             <w:r>
               <w:t xml:space="preserve">Settings e implantação</w:t>
             </w:r>
@@ -345,7 +345,7 @@
             </w:r>
             <w:r>
               <w:fldChar w:fldCharType="begin" w:dirty="true"/>
-              <w:instrText xml:space="preserve">PAGEREF _Toc165 \h</w:instrText>
+              <w:instrText xml:space="preserve">PAGEREF _Toc176 \h</w:instrText>
               <w:fldChar w:fldCharType="separate"/>
               <w:fldChar w:fldCharType="end"/>
             </w:r>
@@ -363,11 +363,11 @@
         <w:pStyle w:val="Heading1"/>
         <w:pageBreakBefore/>
       </w:pPr>
-      <w:bookmarkStart w:name="_Toc158" w:id="158"/>
+      <w:bookmarkStart w:name="_Toc169" w:id="169"/>
       <w:r>
         <w:t xml:space="preserve">Liberação automática (02:00)</w:t>
       </w:r>
-      <w:bookmarkEnd w:id="158"/>
+      <w:bookmarkEnd w:id="169"/>
     </w:p>
     <w:p>
       <w:pPr>
@@ -426,11 +426,11 @@
       <w:pPr>
         <w:pStyle w:val="Heading2"/>
       </w:pPr>
-      <w:bookmarkStart w:name="_Toc159" w:id="159"/>
+      <w:bookmarkStart w:name="_Toc170" w:id="170"/>
       <w:r>
         <w:t xml:space="preserve">Para que serve</w:t>
       </w:r>
-      <w:bookmarkEnd w:id="159"/>
+      <w:bookmarkEnd w:id="170"/>
     </w:p>
     <w:p>
       <w:pPr>
@@ -592,11 +592,11 @@
       <w:pPr>
         <w:pStyle w:val="Heading2"/>
       </w:pPr>
-      <w:bookmarkStart w:name="_Toc160" w:id="160"/>
+      <w:bookmarkStart w:name="_Toc171" w:id="171"/>
       <w:r>
         <w:t xml:space="preserve">Quem entra</w:t>
       </w:r>
-      <w:bookmarkEnd w:id="160"/>
+      <w:bookmarkEnd w:id="171"/>
     </w:p>
     <w:p>
       <w:pPr>
@@ -737,13 +737,73 @@
     </w:p>
     <w:p>
       <w:pPr>
+        <w:spacing w:after="120"/>
+      </w:pPr>
+      <w:r>
+        <w:rPr>
+          <w:b/>
+          <w:bCs/>
+        </w:rPr>
+        <w:t xml:space="preserve">Unidades.</w:t>
+      </w:r>
+      <w:r>
+        <w:t xml:space="preserve"> Uma consulta só traz os pacientes de </w:t>
+      </w:r>
+      <w:r>
+        <w:rPr>
+          <w:b/>
+          <w:bCs/>
+        </w:rPr>
+        <w:t xml:space="preserve">todas as unidades ativas</w:t>
+      </w:r>
+      <w:r>
+        <w:t xml:space="preserve">, cada um com o </w:t>
+      </w:r>
+      <w:r>
+        <w:rPr>
+          <w:rFonts w:ascii="Consolas" w:cs="Consolas" w:eastAsia="Consolas" w:hAnsi="Consolas"/>
+          <w:color w:val="6A1BBF"/>
+          <w:sz w:val="18"/>
+          <w:szCs w:val="18"/>
+          <w:shd w:fill="F1ECFB" w:color="auto" w:val="clear"/>
+        </w:rPr>
+        <w:t xml:space="preserve">IdUnidade</w:t>
+      </w:r>
+      <w:r>
+        <w:t xml:space="preserve"> e o código da unidade. O GET e o PATCH de cada paciente usam o CID da unidade dele (</w:t>
+      </w:r>
+      <w:r>
+        <w:rPr>
+          <w:rFonts w:ascii="Consolas" w:cs="Consolas" w:eastAsia="Consolas" w:hAnsi="Consolas"/>
+          <w:color w:val="6A1BBF"/>
+          <w:sz w:val="18"/>
+          <w:szCs w:val="18"/>
+          <w:shd w:fill="F1ECFB" w:color="auto" w:val="clear"/>
+        </w:rPr>
+        <w:t xml:space="preserve">={{ $vars['CNN_CID_' + $json.codigoUnidade] || $env[…] }}</w:t>
+      </w:r>
+      <w:r>
+        <w:t xml:space="preserve">), e a auditoria grava a unidade. Unidade sem o CID configurado fica de fora da rodada (aparece no resumo da execução) e as outras seguem. Ver </w:t>
+      </w:r>
+      <w:r>
+        <w:rPr>
+          <w:color w:val="1C1FC8"/>
+        </w:rPr>
+        <w:t xml:space="preserve">unidades.md</w:t>
+      </w:r>
+      <w:r>
+        <w:t xml:space="preserve">.</w:t>
+      </w:r>
+    </w:p>
+    <w:p>
+      <w:pPr>
         <w:pStyle w:val="Heading2"/>
       </w:pPr>
-      <w:bookmarkStart w:name="_Toc161" w:id="161"/>
+      <w:bookmarkStart w:name="_Toc172" w:id="172"/>
       <w:r>
         <w:t xml:space="preserve">Fluxograma</w:t>
       </w:r>
-      <w:bookmarkEnd w:id="161"/>
+      <w:bookmarkEnd w:id="172"/>
     </w:p>
     <w:p>
       <w:pPr>
@@ -755,7 +815,7 @@
           <wp:inline distT="0" distB="0" distL="0" distR="0">
             <wp:extent cx="2809875" cy="8572500"/>
             <wp:effectExtent t="0" r="0" b="0" l="0"/>
-            <wp:docPr id="51" name="" descr="" title=""/>
+            <wp:docPr id="52" name="" descr="" title=""/>
             <wp:cNvGraphicFramePr>
               <a:graphicFrameLocks xmlns:a="http://schemas.openxmlformats.org/drawingml/2006/main" noChangeAspect="1"/>
             </wp:cNvGraphicFramePr>
@@ -795,11 +855,11 @@
       <w:pPr>
         <w:pStyle w:val="Heading2"/>
       </w:pPr>
-      <w:bookmarkStart w:name="_Toc162" w:id="162"/>
+      <w:bookmarkStart w:name="_Toc173" w:id="173"/>
       <w:r>
         <w:t xml:space="preserve">Passo a passo</w:t>
       </w:r>
-      <w:bookmarkEnd w:id="162"/>
+      <w:bookmarkEnd w:id="173"/>
     </w:p>
     <w:tbl>
       <w:tblPr>
@@ -2204,11 +2264,11 @@
       <w:pPr>
         <w:pStyle w:val="Heading2"/>
       </w:pPr>
-      <w:bookmarkStart w:name="_Toc163" w:id="163"/>
+      <w:bookmarkStart w:name="_Toc174" w:id="174"/>
       <w:r>
         <w:t xml:space="preserve">Resultado no painel</w:t>
       </w:r>
-      <w:bookmarkEnd w:id="163"/>
+      <w:bookmarkEnd w:id="174"/>
     </w:p>
     <w:p>
       <w:pPr>
@@ -2338,11 +2398,11 @@
       <w:pPr>
         <w:pStyle w:val="Heading2"/>
       </w:pPr>
-      <w:bookmarkStart w:name="_Toc164" w:id="164"/>
+      <w:bookmarkStart w:name="_Toc175" w:id="175"/>
       <w:r>
         <w:t xml:space="preserve">Junto com o bloqueio da 01:00</w:t>
       </w:r>
-      <w:bookmarkEnd w:id="164"/>
+      <w:bookmarkEnd w:id="175"/>
     </w:p>
     <w:p>
       <w:pPr>
@@ -2406,11 +2466,11 @@
       <w:pPr>
         <w:pStyle w:val="Heading2"/>
       </w:pPr>
-      <w:bookmarkStart w:name="_Toc165" w:id="165"/>
+      <w:bookmarkStart w:name="_Toc176" w:id="176"/>
       <w:r>
         <w:t xml:space="preserve">Settings e implantação</w:t>
       </w:r>
-      <w:bookmarkEnd w:id="165"/>
+      <w:bookmarkEnd w:id="176"/>
     </w:p>
     <w:p>
       <w:pPr>
@@ -2452,10 +2512,23 @@
           <w:szCs w:val="18"/>
           <w:shd w:fill="F1ECFB" w:color="auto" w:val="clear"/>
         </w:rPr>
-        <w:t xml:space="preserve">TST Araguari</w:t>
-      </w:r>
-      <w:r>
-        <w:t xml:space="preserve"> nos nós SQL.</w:t>
+        <w:t xml:space="preserve">TST Araguari - Integracao</w:t>
+      </w:r>
+      <w:r>
+        <w:t xml:space="preserve"> nos nós SQL. CID de cada unidade nas Variables do n8n, </w:t>
+      </w:r>
+      <w:r>
+        <w:rPr>
+          <w:rFonts w:ascii="Consolas" w:cs="Consolas" w:eastAsia="Consolas" w:hAnsi="Consolas"/>
+          <w:color w:val="6A1BBF"/>
+          <w:sz w:val="18"/>
+          <w:szCs w:val="18"/>
+          <w:shd w:fill="F1ECFB" w:color="auto" w:val="clear"/>
+        </w:rPr>
+        <w:t xml:space="preserve">CNN_CID_&lt;código&gt;</w:t>
+      </w:r>
+      <w:r>
+        <w:t xml:space="preserve">.</w:t>
       </w:r>
     </w:p>
     <w:p>
